--- a/tillsyn/A 33528-2026 tillsynsbegäran.docx
+++ b/tillsyn/A 33528-2026 tillsynsbegäran.docx
@@ -1220,7 +1220,7 @@
     <w:r>
       <w:tab/>
       <w:tab/>
-      <w:t>2026-08-15</w:t>
+      <w:t>2026-08-16</w:t>
       <w:br/>
       <w:br/>
     </w:r>

--- a/tillsyn/A 33528-2026 tillsynsbegäran.docx
+++ b/tillsyn/A 33528-2026 tillsynsbegäran.docx
@@ -1220,7 +1220,7 @@
     <w:r>
       <w:tab/>
       <w:tab/>
-      <w:t>2026-08-16</w:t>
+      <w:t>2026-08-17</w:t>
       <w:br/>
       <w:br/>
     </w:r>

--- a/tillsyn/A 33528-2026 tillsynsbegäran.docx
+++ b/tillsyn/A 33528-2026 tillsynsbegäran.docx
@@ -1220,7 +1220,7 @@
     <w:r>
       <w:tab/>
       <w:tab/>
-      <w:t>2026-08-17</w:t>
+      <w:t>2026-08-18</w:t>
       <w:br/>
       <w:br/>
     </w:r>

--- a/tillsyn/A 33528-2026 tillsynsbegäran.docx
+++ b/tillsyn/A 33528-2026 tillsynsbegäran.docx
@@ -1220,7 +1220,7 @@
     <w:r>
       <w:tab/>
       <w:tab/>
-      <w:t>2026-08-18</w:t>
+      <w:t>2026-08-19</w:t>
       <w:br/>
       <w:br/>
     </w:r>

--- a/tillsyn/A 33528-2026 tillsynsbegäran.docx
+++ b/tillsyn/A 33528-2026 tillsynsbegäran.docx
@@ -22,7 +22,7 @@
       <w:r>
         <w:drawing>
           <wp:inline xmlns:a="http://schemas.openxmlformats.org/drawingml/2006/main" xmlns:pic="http://schemas.openxmlformats.org/drawingml/2006/picture">
-            <wp:extent cx="5486400" cy="5216793"/>
+            <wp:extent cx="5486400" cy="5233762"/>
             <wp:docPr id="1" name="Picture 1"/>
             <wp:cNvGraphicFramePr>
               <a:graphicFrameLocks noChangeAspect="1"/>
@@ -43,7 +43,7 @@
                   <pic:spPr>
                     <a:xfrm>
                       <a:off x="0" y="0"/>
-                      <a:ext cx="5486400" cy="5216793"/>
+                      <a:ext cx="5486400" cy="5233762"/>
                     </a:xfrm>
                     <a:prstGeom prst="rect"/>
                   </pic:spPr>
@@ -65,7 +65,7 @@
     </w:p>
     <w:p>
       <w:r>
-        <w:t>I avverkningsanmälan finns fynd av 8 naturvårdsarter, varav 4 är rödlistade, 4 är fridlysta, 6 är typiska (T) och 1 är signalart (S): garnlav (VU, T), tallticka (NT, T), talltita (NT, §4), vedskivlav (NT, T), mindre märgborre (S, T), spillkråka (T, §4), tjäder (T, §4) och kungsfågel (§4). Se Figur 1.</w:t>
+        <w:t>I avverkningsanmälan finns fynd av 13 naturvårdsarter, varav 7 är rödlistade, 6 är fridlysta, 10 är typiska (T) och 1 är signalart (S): garnlav (VU, T), dropptaggsvamp (NT, T), skogshare (NT), tallticka (NT, T), talltita (NT, §4), vedskivlav (NT, T), violettgrå tagellav (NT, T), mindre märgborre (S, T), bergfink (T, §4), spillkråka (T, §4), tjäder (T, §4), tofsmes (T, §4) och kungsfågel (§4). Se Figur 1.</w:t>
       </w:r>
     </w:p>
     <w:p>
@@ -138,10 +138,10 @@
         <w:rPr>
           <w:b/>
         </w:rPr>
-        <w:t xml:space="preserve">Tallticka (NT) </w:t>
-      </w:r>
-      <w:r>
-        <w:t xml:space="preserve">uppträder först på tallar som är 100–150 år gamla men är vanligast på träd som är runt 150–200 år eller äldre. I skogslandskapet är den främst knuten till tallnaturskogar och restbiotoper med biologiskt gamla träd och signalerar vanligtvis skyddsvärda tallbestånd med höga naturvärden. Tallticka är typisk art för </w:t>
+        <w:t>Dropptaggsvamp (NT)</w:t>
+      </w:r>
+      <w:r>
+        <w:t xml:space="preserve"> bildar mykorrhiza med tall, främst i barrskog med trädkontinuitet, i magra, torra och ljusöppna lavtallskogar och i barrblandskogar med friskmossor och lingon i fältskiktet. Den totala populationen i landet har minskat och bedöms fortsätta minska till följd av slutavverkningar av tallskog. Det är högst oklart om arten långsiktigt kan etablera och reproducera sig i skogsbestånd som brukas med trakthyggesmetoder, markberedning, gödsling eller föryngring med förädlat plantmaterial. Uppfyller kriterierna för att bli rödlistad på grund av ny kunskap som visar att en större andel av populationen än tidigare bedömt är knuten till kontinuitetsbarrskog. Minskningstakten för den svenska populationen bedöms vara nära gränsvärdet för Sårbar (VU). Dropptaggsvamp är typisk art för </w:t>
       </w:r>
       <w:r>
         <w:rPr>
@@ -150,6 +150,26 @@
         <w:t xml:space="preserve">9010 Taiga </w:t>
       </w:r>
       <w:r>
+        <w:t>(SLU Artdatabanken, 2026).</w:t>
+      </w:r>
+    </w:p>
+    <w:p>
+      <w:r>
+        <w:rPr>
+          <w:b/>
+        </w:rPr>
+        <w:t xml:space="preserve">Tallticka (NT) </w:t>
+      </w:r>
+      <w:r>
+        <w:t xml:space="preserve">uppträder först på tallar som är 100–150 år gamla men är vanligast på träd som är runt 150–200 år eller äldre. I skogslandskapet är den främst knuten till tallnaturskogar och restbiotoper med biologiskt gamla träd och signalerar vanligtvis skyddsvärda tallbestånd med höga naturvärden. Tallticka är typisk art för </w:t>
+      </w:r>
+      <w:r>
+        <w:rPr>
+          <w:i/>
+        </w:rPr>
+        <w:t xml:space="preserve">9010 Taiga </w:t>
+      </w:r>
+      <w:r>
         <w:t xml:space="preserve">och </w:t>
       </w:r>
       <w:r>
@@ -198,6 +218,26 @@
         <w:rPr>
           <w:b/>
         </w:rPr>
+        <w:t>Violettgrå tagellav (NT)</w:t>
+      </w:r>
+      <w:r>
+        <w:t xml:space="preserve"> växer nästan uteslutande i gamla olikåldriga barrnaturskogar med lång skoglig kontinuitet och är en utmärkt signal på skog med höga naturvärden. Slutavverkning av tidigare aldrig slutavverkad skog (kontinuitetsskog) är det största hotet. Biotopen nyskapas i begränsad omfattning och barrskog äldre än 160 år, där den violettgrå tagellaven huvudsakligen påträffas har minskat med 50% de senaste 50 åren. Lågproduktiv skogsmark där laven förekommer bör undantas från skogsbruk och rika förekomster i äldre granskog bör skyddas. Arten är känslig för uttorkning och det är väsentligt att tillräckligt stora bestånd avsätts. Violettgrå tagellav är typisk art för </w:t>
+      </w:r>
+      <w:r>
+        <w:rPr>
+          <w:i/>
+        </w:rPr>
+        <w:t>9010 Taiga</w:t>
+      </w:r>
+      <w:r>
+        <w:t xml:space="preserve"> (SLU Artdatabanken, 2024; Nitare &amp; Skogsstyrelsen, 2019).</w:t>
+      </w:r>
+    </w:p>
+    <w:p>
+      <w:r>
+        <w:rPr>
+          <w:b/>
+        </w:rPr>
         <w:t>Mindre märgborre</w:t>
       </w:r>
       <w:r>
@@ -227,6 +267,26 @@
         <w:rPr>
           <w:b/>
         </w:rPr>
+        <w:t>Bergfink (§4)</w:t>
+      </w:r>
+      <w:r>
+        <w:t xml:space="preserve"> häckar i barr- och blandskog samt i fjällbjörkskog. Den förekommer i Norrland, västra Dalarna och norra Värmland samt sparsamt till sällsynt vidare söderut till mellersta Värmland, norra Västmanland och södra Gästrikland. Bergfink är typisk art för </w:t>
+      </w:r>
+      <w:r>
+        <w:rPr>
+          <w:i/>
+        </w:rPr>
+        <w:t>9040 Fjällbjörkskog</w:t>
+      </w:r>
+      <w:r>
+        <w:t xml:space="preserve"> (SLU Artdatabanken, 2025).</w:t>
+      </w:r>
+    </w:p>
+    <w:p>
+      <w:r>
+        <w:rPr>
+          <w:b/>
+        </w:rPr>
         <w:t>Spillkråka (§4)</w:t>
       </w:r>
       <w:r>
@@ -278,6 +338,26 @@
       </w:r>
       <w:r>
         <w:t>. Tjädern är en utpräglad skogsfågel knuten till större sammanhängande barrskogsområden. Tupparna och hönorna utnyttjar till viss del olika miljöer, och habitatvalet varierar dessutom mellan olika delar av året. För att det ska finnas livskraftiga tjäderbestånd krävs funktionella skogslandskap med en blandning av uppvuxen, gles och luckig skog, täta sumpskogar, myrar och andra små våtmarker. Arten försvinner när skogen fragmenteras och den sammanlagda arealen hyggen och andra öppna områden blir för stor. Ett småskaligt och försiktigt virkesuttag genom hyggesfria metoder kan i vissa fall vara möjligt i området inom 200 m från lekcentrum. Längre ut från lekcentrum, inom 200–500 m bör den avverkade ytan inte överskrida 1 hektar för att undvika alltför stora och snabba förändringar (Skogsstyrelsen, 2019; SLU Artdatabanken, 2024).</w:t>
+      </w:r>
+    </w:p>
+    <w:p>
+      <w:r>
+        <w:rPr>
+          <w:b/>
+        </w:rPr>
+        <w:t>Tofsmes (§4)</w:t>
+      </w:r>
+      <w:r>
+        <w:t xml:space="preserve"> häckar i barr- och blandskog, främst i tallskog. Tofsmes är typisk art för </w:t>
+      </w:r>
+      <w:r>
+        <w:rPr>
+          <w:i/>
+        </w:rPr>
+        <w:t xml:space="preserve">9010 Taiga </w:t>
+      </w:r>
+      <w:r>
+        <w:t>(SLU Artdatabanken, 2025).</w:t>
       </w:r>
     </w:p>
     <w:p>
@@ -317,7 +397,7 @@
     </w:p>
     <w:p>
       <w:r>
-        <w:t>Följande typiska arter har sina livsmiljöer och växtplatser i den avverkningsanmälda skogen: garnlav (VU, T), tallticka (NT, T), vedskivlav (NT, T), mindre märgborre (S, T), spillkråka (T, §4) och tjäder (T, §4).</w:t>
+        <w:t>Följande typiska arter har sina livsmiljöer och växtplatser i den avverkningsanmälda skogen: garnlav (VU, T), dropptaggsvamp (NT, T), tallticka (NT, T), vedskivlav (NT, T), violettgrå tagellav (NT, T), mindre märgborre (S, T), bergfink (T, §4), spillkråka (T, §4), tjäder (T, §4) och tofsmes (T, §4).</w:t>
       </w:r>
     </w:p>
     <w:p>
@@ -1220,7 +1300,7 @@
     <w:r>
       <w:tab/>
       <w:tab/>
-      <w:t>2026-08-19</w:t>
+      <w:t>2026-08-20</w:t>
       <w:br/>
       <w:br/>
     </w:r>

--- a/tillsyn/A 33528-2026 tillsynsbegäran.docx
+++ b/tillsyn/A 33528-2026 tillsynsbegäran.docx
@@ -1300,7 +1300,7 @@
     <w:r>
       <w:tab/>
       <w:tab/>
-      <w:t>2026-08-20</w:t>
+      <w:t>2026-08-21</w:t>
       <w:br/>
       <w:br/>
     </w:r>

--- a/tillsyn/A 33528-2026 tillsynsbegäran.docx
+++ b/tillsyn/A 33528-2026 tillsynsbegäran.docx
@@ -1300,7 +1300,7 @@
     <w:r>
       <w:tab/>
       <w:tab/>
-      <w:t>2026-08-21</w:t>
+      <w:t>2026-08-22</w:t>
       <w:br/>
       <w:br/>
     </w:r>

--- a/tillsyn/A 33528-2026 tillsynsbegäran.docx
+++ b/tillsyn/A 33528-2026 tillsynsbegäran.docx
@@ -1300,7 +1300,7 @@
     <w:r>
       <w:tab/>
       <w:tab/>
-      <w:t>2026-08-22</w:t>
+      <w:t>2026-08-23</w:t>
       <w:br/>
       <w:br/>
     </w:r>

--- a/tillsyn/A 33528-2026 tillsynsbegäran.docx
+++ b/tillsyn/A 33528-2026 tillsynsbegäran.docx
@@ -1300,7 +1300,7 @@
     <w:r>
       <w:tab/>
       <w:tab/>
-      <w:t>2026-08-23</w:t>
+      <w:t>2026-08-24</w:t>
       <w:br/>
       <w:br/>
     </w:r>

--- a/tillsyn/A 33528-2026 tillsynsbegäran.docx
+++ b/tillsyn/A 33528-2026 tillsynsbegäran.docx
@@ -1300,7 +1300,7 @@
     <w:r>
       <w:tab/>
       <w:tab/>
-      <w:t>2026-08-24</w:t>
+      <w:t>2026-08-25</w:t>
       <w:br/>
       <w:br/>
     </w:r>

--- a/tillsyn/A 33528-2026 tillsynsbegäran.docx
+++ b/tillsyn/A 33528-2026 tillsynsbegäran.docx
@@ -1300,7 +1300,7 @@
     <w:r>
       <w:tab/>
       <w:tab/>
-      <w:t>2026-08-25</w:t>
+      <w:t>2026-08-26</w:t>
       <w:br/>
       <w:br/>
     </w:r>

--- a/tillsyn/A 33528-2026 tillsynsbegäran.docx
+++ b/tillsyn/A 33528-2026 tillsynsbegäran.docx
@@ -1300,7 +1300,7 @@
     <w:r>
       <w:tab/>
       <w:tab/>
-      <w:t>2026-08-26</w:t>
+      <w:t>2026-08-27</w:t>
       <w:br/>
       <w:br/>
     </w:r>

--- a/tillsyn/A 33528-2026 tillsynsbegäran.docx
+++ b/tillsyn/A 33528-2026 tillsynsbegäran.docx
@@ -1300,7 +1300,7 @@
     <w:r>
       <w:tab/>
       <w:tab/>
-      <w:t>2026-08-27</w:t>
+      <w:t>2026-08-28</w:t>
       <w:br/>
       <w:br/>
     </w:r>

--- a/tillsyn/A 33528-2026 tillsynsbegäran.docx
+++ b/tillsyn/A 33528-2026 tillsynsbegäran.docx
@@ -1300,7 +1300,7 @@
     <w:r>
       <w:tab/>
       <w:tab/>
-      <w:t>2026-08-28</w:t>
+      <w:t>2026-08-29</w:t>
       <w:br/>
       <w:br/>
     </w:r>

--- a/tillsyn/A 33528-2026 tillsynsbegäran.docx
+++ b/tillsyn/A 33528-2026 tillsynsbegäran.docx
@@ -1300,7 +1300,7 @@
     <w:r>
       <w:tab/>
       <w:tab/>
-      <w:t>2026-08-29</w:t>
+      <w:t>2026-08-31</w:t>
       <w:br/>
       <w:br/>
     </w:r>

--- a/tillsyn/A 33528-2026 tillsynsbegäran.docx
+++ b/tillsyn/A 33528-2026 tillsynsbegäran.docx
@@ -1300,7 +1300,7 @@
     <w:r>
       <w:tab/>
       <w:tab/>
-      <w:t>2026-08-31</w:t>
+      <w:t>2026-09-01</w:t>
       <w:br/>
       <w:br/>
     </w:r>

--- a/tillsyn/A 33528-2026 tillsynsbegäran.docx
+++ b/tillsyn/A 33528-2026 tillsynsbegäran.docx
@@ -1300,7 +1300,7 @@
     <w:r>
       <w:tab/>
       <w:tab/>
-      <w:t>2026-09-01</w:t>
+      <w:t>2026-09-02</w:t>
       <w:br/>
       <w:br/>
     </w:r>

--- a/tillsyn/A 33528-2026 tillsynsbegäran.docx
+++ b/tillsyn/A 33528-2026 tillsynsbegäran.docx
@@ -1300,7 +1300,7 @@
     <w:r>
       <w:tab/>
       <w:tab/>
-      <w:t>2026-09-02</w:t>
+      <w:t>2026-09-03</w:t>
       <w:br/>
       <w:br/>
     </w:r>

--- a/tillsyn/A 33528-2026 tillsynsbegäran.docx
+++ b/tillsyn/A 33528-2026 tillsynsbegäran.docx
@@ -1300,7 +1300,7 @@
     <w:r>
       <w:tab/>
       <w:tab/>
-      <w:t>2026-09-03</w:t>
+      <w:t>2026-09-04</w:t>
       <w:br/>
       <w:br/>
     </w:r>

--- a/tillsyn/A 33528-2026 tillsynsbegäran.docx
+++ b/tillsyn/A 33528-2026 tillsynsbegäran.docx
@@ -1300,7 +1300,7 @@
     <w:r>
       <w:tab/>
       <w:tab/>
-      <w:t>2026-09-04</w:t>
+      <w:t>2026-09-05</w:t>
       <w:br/>
       <w:br/>
     </w:r>

--- a/tillsyn/A 33528-2026 tillsynsbegäran.docx
+++ b/tillsyn/A 33528-2026 tillsynsbegäran.docx
@@ -1300,7 +1300,7 @@
     <w:r>
       <w:tab/>
       <w:tab/>
-      <w:t>2026-09-05</w:t>
+      <w:t>2026-09-06</w:t>
       <w:br/>
       <w:br/>
     </w:r>

--- a/tillsyn/A 33528-2026 tillsynsbegäran.docx
+++ b/tillsyn/A 33528-2026 tillsynsbegäran.docx
@@ -1300,7 +1300,7 @@
     <w:r>
       <w:tab/>
       <w:tab/>
-      <w:t>2026-09-06</w:t>
+      <w:t>2026-09-07</w:t>
       <w:br/>
       <w:br/>
     </w:r>

--- a/tillsyn/A 33528-2026 tillsynsbegäran.docx
+++ b/tillsyn/A 33528-2026 tillsynsbegäran.docx
@@ -1300,7 +1300,7 @@
     <w:r>
       <w:tab/>
       <w:tab/>
-      <w:t>2026-09-07</w:t>
+      <w:t>2026-09-08</w:t>
       <w:br/>
       <w:br/>
     </w:r>

--- a/tillsyn/A 33528-2026 tillsynsbegäran.docx
+++ b/tillsyn/A 33528-2026 tillsynsbegäran.docx
@@ -1300,7 +1300,7 @@
     <w:r>
       <w:tab/>
       <w:tab/>
-      <w:t>2026-09-08</w:t>
+      <w:t>2026-09-09</w:t>
       <w:br/>
       <w:br/>
     </w:r>

--- a/tillsyn/A 33528-2026 tillsynsbegäran.docx
+++ b/tillsyn/A 33528-2026 tillsynsbegäran.docx
@@ -1300,7 +1300,7 @@
     <w:r>
       <w:tab/>
       <w:tab/>
-      <w:t>2026-09-09</w:t>
+      <w:t>2026-09-10</w:t>
       <w:br/>
       <w:br/>
     </w:r>

--- a/tillsyn/A 33528-2026 tillsynsbegäran.docx
+++ b/tillsyn/A 33528-2026 tillsynsbegäran.docx
@@ -1300,7 +1300,7 @@
     <w:r>
       <w:tab/>
       <w:tab/>
-      <w:t>2026-09-10</w:t>
+      <w:t>2026-09-11</w:t>
       <w:br/>
       <w:br/>
     </w:r>

--- a/tillsyn/A 33528-2026 tillsynsbegäran.docx
+++ b/tillsyn/A 33528-2026 tillsynsbegäran.docx
@@ -1300,7 +1300,7 @@
     <w:r>
       <w:tab/>
       <w:tab/>
-      <w:t>2026-09-11</w:t>
+      <w:t>2026-09-12</w:t>
       <w:br/>
       <w:br/>
     </w:r>

--- a/tillsyn/A 33528-2026 tillsynsbegäran.docx
+++ b/tillsyn/A 33528-2026 tillsynsbegäran.docx
@@ -1300,7 +1300,7 @@
     <w:r>
       <w:tab/>
       <w:tab/>
-      <w:t>2026-09-12</w:t>
+      <w:t>2026-09-13</w:t>
       <w:br/>
       <w:br/>
     </w:r>
